--- a/revision/manuscript_changes.docx
+++ b/revision/manuscript_changes.docx
@@ -1278,7 +1278,10 @@
         <w:t xml:space="preserve"> </w:t>
       </w:r>
       <w:r>
-        <w:t xml:space="preserve">“Although the framework admits any kernel, the package implements three (</w:t>
+        <w:t xml:space="preserve">“Although the framework admits any kernel, the package implements three —</w:t>
+      </w:r>
+      <w:r>
+        <w:t xml:space="preserve"> </w:t>
       </w:r>
       <w:r>
         <w:rPr>
@@ -1287,7 +1290,10 @@
         <w:t xml:space="preserve">kernel = "exponential"</w:t>
       </w:r>
       <w:r>
-        <w:t xml:space="preserve">,</w:t>
+        <w:t xml:space="preserve"> </w:t>
+      </w:r>
+      <w:r>
+        <w:t xml:space="preserve">(default),</w:t>
       </w:r>
       <w:r>
         <w:t xml:space="preserve"> </w:t>
@@ -1299,7 +1305,7 @@
         <w:t xml:space="preserve">"gaussian"</w:t>
       </w:r>
       <w:r>
-        <w:t xml:space="preserve">,</w:t>
+        <w:t xml:space="preserve">, and</w:t>
       </w:r>
       <w:r>
         <w:t xml:space="preserve"> </w:t>
@@ -1311,7 +1317,93 @@
         <w:t xml:space="preserve">"linear"</w:t>
       </w:r>
       <w:r>
-        <w:t xml:space="preserve">) and we adopt the exponential kernel as the default. It is the natural choice because it yields a single, interpretable tunable horizon — the phylogenetic half-life — and is standard in distance-decay biodiversity measures (Pavoine et al., 2005) and sequence-novelty work (Marini et al., 2022). A kernel-comparison analysis (below; Supplementary Fig. S3) confirms that the prioritization is robust to this choice.”</w:t>
+        <w:t xml:space="preserve"> </w:t>
+      </w:r>
+      <w:r>
+        <w:t xml:space="preserve">— that encode three models of how informational redundancy fades with evolutionary distance. The</w:t>
+      </w:r>
+      <w:r>
+        <w:t xml:space="preserve"> </w:t>
+      </w:r>
+      <w:r>
+        <w:rPr>
+          <w:b/>
+          <w:bCs/>
+        </w:rPr>
+        <w:t xml:space="preserve">exponential</w:t>
+      </w:r>
+      <w:r>
+        <w:t xml:space="preserve"> </w:t>
+      </w:r>
+      <w:r>
+        <w:t xml:space="preserve">kernel, exp(−λd), models a constant</w:t>
+      </w:r>
+      <w:r>
+        <w:t xml:space="preserve"> </w:t>
+      </w:r>
+      <w:r>
+        <w:rPr>
+          <w:i/>
+          <w:iCs/>
+        </w:rPr>
+        <w:t xml:space="preserve">proportional</w:t>
+      </w:r>
+      <w:r>
+        <w:t xml:space="preserve">, memoryless decay (redundancy halves every fixed distance — the phylogenetic half-life), mirroring how molecular similarity saturates with divergence under a clock-like process. The</w:t>
+      </w:r>
+      <w:r>
+        <w:t xml:space="preserve"> </w:t>
+      </w:r>
+      <w:r>
+        <w:rPr>
+          <w:b/>
+          <w:bCs/>
+        </w:rPr>
+        <w:t xml:space="preserve">Gaussian</w:t>
+      </w:r>
+      <w:r>
+        <w:t xml:space="preserve"> </w:t>
+      </w:r>
+      <w:r>
+        <w:t xml:space="preserve">kernel, exp(−λd²), is flat at small distances and then falls sharply, encoding a buffer of near-equivalence among close relatives with a crisp outer boundary. The</w:t>
+      </w:r>
+      <w:r>
+        <w:t xml:space="preserve"> </w:t>
+      </w:r>
+      <w:r>
+        <w:rPr>
+          <w:b/>
+          <w:bCs/>
+        </w:rPr>
+        <w:t xml:space="preserve">linear</w:t>
+      </w:r>
+      <w:r>
+        <w:t xml:space="preserve"> </w:t>
+      </w:r>
+      <w:r>
+        <w:t xml:space="preserve">kernel, max(0, 1−λd), declines at a constant absolute rate to a hard cutoff (compact support), best read as an explicit bounded horizon (</w:t>
+      </w:r>
+      <w:r>
+        <w:t xml:space="preserve">‘count only relatives within this window’</w:t>
+      </w:r>
+      <w:r>
+        <w:t xml:space="preserve">). We adopt the exponential as the default for four reasons: (i) it is the natural model of molecular-information decay; (ii) it provides a single interpretable horizon (the half-life); (iii) it is standard in distance-decay biodiversity measures (Pavoine et al., 2005) and sequence-novelty work (Marini et al., 2022); and (iv) — uniquely among the three — because exp(−λd) factorizes into independent per-branch factors, it admits an</w:t>
+      </w:r>
+      <w:r>
+        <w:t xml:space="preserve"> </w:t>
+      </w:r>
+      <w:r>
+        <w:rPr>
+          <w:i/>
+          <w:iCs/>
+        </w:rPr>
+        <w:t xml:space="preserve">exact</w:t>
+      </w:r>
+      <w:r>
+        <w:t xml:space="preserve"> </w:t>
+      </w:r>
+      <w:r>
+        <w:t xml:space="preserve">linear-time, linear-memory algorithm (see Computational benchmarks), so it is the only kernel that scales exactly to the whole tree of life. Notably, the same memoryless, per-branch-multiplicative property underlies both its biological naturalness and its computational tractability. A kernel-comparison analysis (Supplementary Fig. S3) confirms the prioritization is robust to the choice regardless.”</w:t>
       </w:r>
     </w:p>
     <w:p>
@@ -1452,7 +1544,33 @@
         <w:t xml:space="preserve"> </w:t>
       </w:r>
       <w:r>
-        <w:t xml:space="preserve">≤ 491. The method is therefore efficient at clade-to-class scale and remains tractable to ~10⁵ tips on large-memory hardware, with the dense O(</w:t>
+        <w:t xml:space="preserve">≤ 491.</w:t>
+      </w:r>
+      <w:r>
+        <w:t xml:space="preserve"> </w:t>
+      </w:r>
+      <w:r>
+        <w:rPr>
+          <w:b/>
+          <w:bCs/>
+        </w:rPr>
+        <w:t xml:space="preserve">For the default exponential kernel this cost is avoided entirely:</w:t>
+      </w:r>
+      <w:r>
+        <w:t xml:space="preserve"> </w:t>
+      </w:r>
+      <w:r>
+        <w:t xml:space="preserve">because exp(−λ</w:t>
+      </w:r>
+      <w:r>
+        <w:rPr>
+          <w:i/>
+          <w:iCs/>
+        </w:rPr>
+        <w:t xml:space="preserve">d</w:t>
+      </w:r>
+      <w:r>
+        <w:t xml:space="preserve">) factorizes along tree paths, the weighted availability is computed by an exact two-pass tree traversal in O(</w:t>
       </w:r>
       <w:r>
         <w:rPr>
@@ -1462,7 +1580,17 @@
         <w:t xml:space="preserve">n</w:t>
       </w:r>
       <w:r>
-        <w:t xml:space="preserve">²) matrix becoming the binding constraint only near tree-of-life scale; we quantify this with empirical benchmarks below.”</w:t>
+        <w:t xml:space="preserve">) time and memory, forming no distance matrix at all; the O(</w:t>
+      </w:r>
+      <w:r>
+        <w:rPr>
+          <w:i/>
+          <w:iCs/>
+        </w:rPr>
+        <w:t xml:space="preserve">n</w:t>
+      </w:r>
+      <w:r>
+        <w:t xml:space="preserve">²) cost therefore applies only to the Gaussian and linear kernels. We quantify both regimes with empirical benchmarks below.”</w:t>
       </w:r>
     </w:p>
     <w:p>
@@ -2403,25 +2531,67 @@
         <w:t xml:space="preserve"> </w:t>
       </w:r>
       <w:r>
-        <w:t xml:space="preserve">n = 150,000. By extrapolation, whole-eukaryote scale (n ~ 10⁶) would require tens of terabytes,</w:t>
-      </w:r>
-      <w:r>
-        <w:t xml:space="preserve"> </w:t>
-      </w:r>
-      <w:r>
-        <w:t xml:space="preserve">motivating sparse-kernel approximations for the largest trees. The 877-tip Chondrichthyes analysis</w:t>
-      </w:r>
-      <w:r>
-        <w:t xml:space="preserve"> </w:t>
-      </w:r>
-      <w:r>
-        <w:t xml:space="preserve">ran in 0.02 s (fixed λ) / 0.21 s (auto_max) per tree, and the full 100-tree posterior completed in</w:t>
-      </w:r>
-      <w:r>
-        <w:t xml:space="preserve"> </w:t>
-      </w:r>
-      <w:r>
-        <w:t xml:space="preserve">≈40 s (Supplementary Fig. S6).”</w:t>
+        <w:t xml:space="preserve">n = 150,000 (these O(n²) figures govern the Gaussian and linear kernels).</w:t>
+      </w:r>
+      <w:r>
+        <w:t xml:space="preserve"> </w:t>
+      </w:r>
+      <w:r>
+        <w:rPr>
+          <w:b/>
+          <w:bCs/>
+        </w:rPr>
+        <w:t xml:space="preserve">For the default</w:t>
+      </w:r>
+      <w:r>
+        <w:rPr>
+          <w:b/>
+          <w:bCs/>
+        </w:rPr>
+        <w:t xml:space="preserve"> </w:t>
+      </w:r>
+      <w:r>
+        <w:rPr>
+          <w:b/>
+          <w:bCs/>
+        </w:rPr>
+        <w:t xml:space="preserve">exponential kernel, the exact O(n) traversal removes this constraint entirely:</w:t>
+      </w:r>
+      <w:r>
+        <w:t xml:space="preserve"> </w:t>
+      </w:r>
+      <w:r>
+        <w:t xml:space="preserve">it returns</w:t>
+      </w:r>
+      <w:r>
+        <w:t xml:space="preserve"> </w:t>
+      </w:r>
+      <w:r>
+        <w:t xml:space="preserve">identical scores (agreement ≤ 1e-16) but a single call runs at n = 100,000 in 0.06 s using 74 MB</w:t>
+      </w:r>
+      <w:r>
+        <w:t xml:space="preserve"> </w:t>
+      </w:r>
+      <w:r>
+        <w:t xml:space="preserve">(versus 808 s and 447 GB for the dense computation) and at n = 1,000,000 in under 1 s using ~0.4 GB,</w:t>
+      </w:r>
+      <w:r>
+        <w:t xml:space="preserve"> </w:t>
+      </w:r>
+      <w:r>
+        <w:t xml:space="preserve">on a laptop — so prioritization scales exactly to whole-tree-of-life size for the default kernel.</w:t>
+      </w:r>
+      <w:r>
+        <w:t xml:space="preserve"> </w:t>
+      </w:r>
+      <w:r>
+        <w:t xml:space="preserve">The 877-tip Chondrichthyes analysis ran in 0.02 s (fixed λ) / 0.21 s (auto_max) per tree, and the</w:t>
+      </w:r>
+      <w:r>
+        <w:t xml:space="preserve"> </w:t>
+      </w:r>
+      <w:r>
+        <w:t xml:space="preserve">full 100-tree posterior completed in ≈40 s (Supplementary Fig. S6).”</w:t>
       </w:r>
     </w:p>
     <w:p>
@@ -2963,7 +3133,7 @@
         <w:t xml:space="preserve"> </w:t>
       </w:r>
       <w:r>
-        <w:t xml:space="preserve">“It is computationally efficient at clade scale (hundreds to a few thousand tips), with an explicit O(n²)-memory cost that makes naive whole-tree-of-life application memory-bound; because distant pairs contribute negligibly, a truncated or nearest-neighbour kernel is a natural route to larger trees. It is interoperable with standard phylogenetic and bioinformatic R packages and adaptable to context-dependent weighting schemes.”</w:t>
+        <w:t xml:space="preserve">“It is computationally efficient: for the default exponential kernel an exact linear-time, linear-memory tree traversal lets it scale to phylogenies of millions of tips, while the Gaussian and linear kernels use a dense O(n²) computation suited to clade-to-class scale. It is interoperable with standard phylogenetic and bioinformatic R packages and adaptable to context-dependent weighting schemes.”</w:t>
       </w:r>
     </w:p>
     <w:p>
@@ -3562,25 +3732,37 @@
         <w:t xml:space="preserve"> </w:t>
       </w:r>
       <w:r>
-        <w:t xml:space="preserve">calculation versus tree size n (log–log; single-threaded; n = 100 to 100,000 on a large-memory</w:t>
-      </w:r>
-      <w:r>
-        <w:t xml:space="preserve"> </w:t>
-      </w:r>
-      <w:r>
-        <w:t xml:space="preserve">node). Points are medians over up to 100 replicate trees; dotted lines are O(n²) references.</w:t>
-      </w:r>
-      <w:r>
-        <w:t xml:space="preserve"> </w:t>
-      </w:r>
-      <w:r>
-        <w:t xml:space="preserve">Fitted slopes are 2.09 (time) and 1.94 (memory), confirming quadratic scaling; peak memory reaches</w:t>
-      </w:r>
-      <w:r>
-        <w:t xml:space="preserve"> </w:t>
-      </w:r>
-      <w:r>
-        <w:t xml:space="preserve">447 GB at n = 100,000.”</w:t>
+        <w:t xml:space="preserve">calculation versus tree size n (log–log; single-threaded). Orange: the dense O(n²) computation used</w:t>
+      </w:r>
+      <w:r>
+        <w:t xml:space="preserve"> </w:t>
+      </w:r>
+      <w:r>
+        <w:t xml:space="preserve">by the Gaussian/linear kernels (n = 100 to 100,000; peak memory 447 GB at n = 100,000, beyond which</w:t>
+      </w:r>
+      <w:r>
+        <w:t xml:space="preserve"> </w:t>
+      </w:r>
+      <w:r>
+        <w:t xml:space="preserve">it exhausts an 800 GB allocation). Green: the exact O(n) tree traversal used by the default</w:t>
+      </w:r>
+      <w:r>
+        <w:t xml:space="preserve"> </w:t>
+      </w:r>
+      <w:r>
+        <w:t xml:space="preserve">exponential kernel (n = 100 to 1,000,000; ~0.4 GB and &lt; 1 s at n = 1,000,000, on a laptop). Dotted</w:t>
+      </w:r>
+      <w:r>
+        <w:t xml:space="preserve"> </w:t>
+      </w:r>
+      <w:r>
+        <w:t xml:space="preserve">lines are O(n²) and O(n) references. The two methods give identical scores (≤ 1e-16); the</w:t>
+      </w:r>
+      <w:r>
+        <w:t xml:space="preserve"> </w:t>
+      </w:r>
+      <w:r>
+        <w:t xml:space="preserve">exponential kernel scales exactly to whole-tree-of-life size.”</w:t>
       </w:r>
     </w:p>
     <w:p>

--- a/revision/manuscript_changes.docx
+++ b/revision/manuscript_changes.docx
@@ -1278,7 +1278,7 @@
         <w:t xml:space="preserve"> </w:t>
       </w:r>
       <w:r>
-        <w:t xml:space="preserve">“Although the framework admits any kernel, the package implements three —</w:t>
+        <w:t xml:space="preserve">“Although the framework admits any kernel, the package implements four —</w:t>
       </w:r>
       <w:r>
         <w:t xml:space="preserve"> </w:t>
@@ -1305,6 +1305,18 @@
         <w:t xml:space="preserve">"gaussian"</w:t>
       </w:r>
       <w:r>
+        <w:t xml:space="preserve">,</w:t>
+      </w:r>
+      <w:r>
+        <w:t xml:space="preserve"> </w:t>
+      </w:r>
+      <w:r>
+        <w:rPr>
+          <w:rStyle w:val="VerbatimChar"/>
+        </w:rPr>
+        <w:t xml:space="preserve">"linear"</w:t>
+      </w:r>
+      <w:r>
         <w:t xml:space="preserve">, and</w:t>
       </w:r>
       <w:r>
@@ -1314,13 +1326,13 @@
         <w:rPr>
           <w:rStyle w:val="VerbatimChar"/>
         </w:rPr>
-        <w:t xml:space="preserve">"linear"</w:t>
-      </w:r>
-      <w:r>
-        <w:t xml:space="preserve"> </w:t>
-      </w:r>
-      <w:r>
-        <w:t xml:space="preserve">— that encode three models of how informational redundancy fades with evolutionary distance. The</w:t>
+        <w:t xml:space="preserve">"brownian"</w:t>
+      </w:r>
+      <w:r>
+        <w:t xml:space="preserve"> </w:t>
+      </w:r>
+      <w:r>
+        <w:t xml:space="preserve">— encoding different models of how informational redundancy relates to evolutionary divergence. The</w:t>
       </w:r>
       <w:r>
         <w:t xml:space="preserve"> </w:t>
@@ -1365,7 +1377,7 @@
         <w:t xml:space="preserve"> </w:t>
       </w:r>
       <w:r>
-        <w:t xml:space="preserve">kernel, exp(−λd²), is flat at small distances and then falls sharply, encoding a buffer of near-equivalence among close relatives with a crisp outer boundary. The</w:t>
+        <w:t xml:space="preserve">kernel, exp(−λd²), is flat at small distances then falls sharply (a buffer of near-equivalence with a crisp outer boundary). The</w:t>
       </w:r>
       <w:r>
         <w:t xml:space="preserve"> </w:t>
@@ -1381,13 +1393,36 @@
         <w:t xml:space="preserve"> </w:t>
       </w:r>
       <w:r>
-        <w:t xml:space="preserve">kernel, max(0, 1−λd), declines at a constant absolute rate to a hard cutoff (compact support), best read as an explicit bounded horizon (</w:t>
-      </w:r>
-      <w:r>
-        <w:t xml:space="preserve">‘count only relatives within this window’</w:t>
-      </w:r>
-      <w:r>
-        <w:t xml:space="preserve">). We adopt the exponential as the default for four reasons: (i) it is the natural model of molecular-information decay; (ii) it provides a single interpretable horizon (the half-life); (iii) it is standard in distance-decay biodiversity measures (Pavoine et al., 2005) and sequence-novelty work (Marini et al., 2022); and (iv) — uniquely among the three — because exp(−λd) factorizes into independent per-branch factors, it admits an</w:t>
+        <w:t xml:space="preserve">kernel, max(0, 1−λd), declines at a constant absolute rate to a hard cutoff (an explicit bounded horizon). The</w:t>
+      </w:r>
+      <w:r>
+        <w:t xml:space="preserve"> </w:t>
+      </w:r>
+      <w:r>
+        <w:rPr>
+          <w:b/>
+          <w:bCs/>
+        </w:rPr>
+        <w:t xml:space="preserve">Brownian</w:t>
+      </w:r>
+      <w:r>
+        <w:t xml:space="preserve"> </w:t>
+      </w:r>
+      <w:r>
+        <w:t xml:space="preserve">kernel weights by shared ancestry (the phylogenetic correlation under Brownian motion) and is</w:t>
+      </w:r>
+      <w:r>
+        <w:t xml:space="preserve"> </w:t>
+      </w:r>
+      <w:r>
+        <w:rPr>
+          <w:i/>
+          <w:iCs/>
+        </w:rPr>
+        <w:t xml:space="preserve">parameter-free</w:t>
+      </w:r>
+      <w:r>
+        <w:t xml:space="preserve">. We adopt the exponential as the default for four reasons: (i) it is the natural model of molecular-information decay; (ii) it provides a single interpretable, tunable horizon (the half-life); (iii) it is standard in distance-decay biodiversity measures (Pavoine et al., 2005) and sequence-novelty work (Marini et al., 2022); and (iv) because exp(−λd) factorizes into independent per-branch factors, it admits an</w:t>
       </w:r>
       <w:r>
         <w:t xml:space="preserve"> </w:t>
@@ -1403,7 +1438,20 @@
         <w:t xml:space="preserve"> </w:t>
       </w:r>
       <w:r>
-        <w:t xml:space="preserve">linear-time, linear-memory algorithm (see Computational benchmarks), so it is the only kernel that scales exactly to the whole tree of life. Notably, the same memoryless, per-branch-multiplicative property underlies both its biological naturalness and its computational tractability. A kernel-comparison analysis (Supplementary Fig. S3) confirms the prioritization is robust to the choice regardless.”</w:t>
+        <w:t xml:space="preserve">O(n)-time, O(n)-memory algorithm (see Computational benchmarks). The exponential thus</w:t>
+      </w:r>
+      <w:r>
+        <w:t xml:space="preserve"> </w:t>
+      </w:r>
+      <w:r>
+        <w:rPr>
+          <w:b/>
+          <w:bCs/>
+        </w:rPr>
+        <w:t xml:space="preserve">uniquely combines O(n) scalability with a tunable horizon</w:t>
+      </w:r>
+      <w:r>
+        <w:t xml:space="preserve">: the Gaussian and linear kernels are O(n²), while the Brownian kernel — though also O(n) — is parameter-free and corresponds to the exponential at a fixed, small λ (≈0.5), i.e. its flat, low-discrimination limit (on the Chondrichthyes data it is less discriminating and selects a different top target; Supplementary Fig. S7). The same memoryless, per-branch-multiplicative property underlies both the exponential’s biological naturalness and its computational tractability. A kernel-comparison analysis (Supplementary Fig. S3) confirms the prioritization is robust across the distance-decay kernels.”</w:t>
       </w:r>
     </w:p>
     <w:p>
@@ -1667,7 +1715,7 @@
         <w:t xml:space="preserve"> </w:t>
       </w:r>
       <w:r>
-        <w:t xml:space="preserve">argument selecting the distance-decay kernel (exponential, Gaussian, or linear; exponential by default).”</w:t>
+        <w:t xml:space="preserve">argument selecting the weighting kernel — exponential (default), Gaussian, linear, or a parameter-free Brownian-motion correlation.”</w:t>
       </w:r>
     </w:p>
     <w:p>
@@ -2875,7 +2923,7 @@
         <w:t xml:space="preserve"> </w:t>
       </w:r>
       <w:r>
-        <w:t xml:space="preserve">“Additionally, the framework can accommodate the user’s preferred model of information decay. As a qualitative analogy, a small λ produces a broad, slowly decaying weighting reminiscent of a Brownian-motion covariance structure; a formal Brownian-covariance kernel could be added but is not implemented here, and we do not claim the exponential kernel reproduces it exactly.”</w:t>
+        <w:t xml:space="preserve">“Additionally, the framework accommodates the user’s preferred model of information decay; the package implements a parameter-free Brownian-motion kernel (the phylogenetic correlation under Brownian motion). This kernel is exactly the flat, low-λ limit of the exponential (it matches the exponential at λ ≈ 0.5; Spearman ρ ≈ 0.98 on the Chondrichthyes tree), and being parameter-free it cannot be calibrated to a phylogenetic horizon — on our data it is less discriminating and selects a different top target (Supplementary Fig. S7). This makes concrete why we adopt the tunable exponential as the default.”</w:t>
       </w:r>
     </w:p>
     <w:p>
@@ -3763,6 +3811,111 @@
       </w:r>
       <w:r>
         <w:t xml:space="preserve">exponential kernel scales exactly to whole-tree-of-life size.”</w:t>
+      </w:r>
+    </w:p>
+    <w:p>
+      <w:pPr>
+        <w:pStyle w:val="Compact"/>
+        <w:numPr>
+          <w:ilvl w:val="0"/>
+          <w:numId w:val="1019"/>
+        </w:numPr>
+      </w:pPr>
+      <w:r>
+        <w:rPr>
+          <w:b/>
+          <w:bCs/>
+        </w:rPr>
+        <w:t xml:space="preserve">Fig. S7 —</w:t>
+      </w:r>
+      <w:r>
+        <w:rPr>
+          <w:b/>
+          <w:bCs/>
+        </w:rPr>
+        <w:t xml:space="preserve"> </w:t>
+      </w:r>
+      <w:r>
+        <w:rPr>
+          <w:rStyle w:val="VerbatimChar"/>
+          <w:b/>
+          <w:bCs/>
+        </w:rPr>
+        <w:t xml:space="preserve">figS_brownian.pdf</w:t>
+      </w:r>
+      <w:r>
+        <w:rPr>
+          <w:b/>
+          <w:bCs/>
+        </w:rPr>
+        <w:t xml:space="preserve"> </w:t>
+      </w:r>
+      <w:r>
+        <w:rPr>
+          <w:b/>
+          <w:bCs/>
+        </w:rPr>
+        <w:t xml:space="preserve">[R1 #2b].</w:t>
+      </w:r>
+      <w:r>
+        <w:t xml:space="preserve"> </w:t>
+      </w:r>
+      <w:r>
+        <w:t xml:space="preserve">“The Brownian-motion kernel as the flat limit of the</w:t>
+      </w:r>
+      <w:r>
+        <w:t xml:space="preserve"> </w:t>
+      </w:r>
+      <w:r>
+        <w:t xml:space="preserve">exponential. (A) Variance of SeqDef scores on the Chondrichthyes MCC tree as a function of λ; the</w:t>
+      </w:r>
+      <w:r>
+        <w:t xml:space="preserve"> </w:t>
+      </w:r>
+      <w:r>
+        <w:t xml:space="preserve">variance-maximizing</w:t>
+      </w:r>
+      <w:r>
+        <w:t xml:space="preserve"> </w:t>
+      </w:r>
+      <w:r>
+        <w:rPr>
+          <w:rStyle w:val="VerbatimChar"/>
+        </w:rPr>
+        <w:t xml:space="preserve">auto_max</w:t>
+      </w:r>
+      <w:r>
+        <w:t xml:space="preserve"> </w:t>
+      </w:r>
+      <w:r>
+        <w:t xml:space="preserve">value (λ ≈ 4.8) is far from the Brownian limit (λ ≈ 0.5), which sits</w:t>
+      </w:r>
+      <w:r>
+        <w:t xml:space="preserve"> </w:t>
+      </w:r>
+      <w:r>
+        <w:t xml:space="preserve">in the low-discrimination region. (B) Per-species SeqDef under the exponential (</w:t>
+      </w:r>
+      <w:r>
+        <w:rPr>
+          <w:rStyle w:val="VerbatimChar"/>
+        </w:rPr>
+        <w:t xml:space="preserve">auto_max</w:t>
+      </w:r>
+      <w:r>
+        <w:t xml:space="preserve">) versus</w:t>
+      </w:r>
+      <w:r>
+        <w:t xml:space="preserve"> </w:t>
+      </w:r>
+      <w:r>
+        <w:t xml:space="preserve">the parameter-free Brownian kernel; the two rank taxa differently (Spearman ρ ≈ 0.6), and Brownian</w:t>
+      </w:r>
+      <w:r>
+        <w:t xml:space="preserve"> </w:t>
+      </w:r>
+      <w:r>
+        <w:t xml:space="preserve">selects a different top target — illustrating the value of a tunable horizon.”</w:t>
       </w:r>
     </w:p>
     <w:p>

--- a/revision/manuscript_changes.docx
+++ b/revision/manuscript_changes.docx
@@ -150,6 +150,201 @@
     </w:p>
     <w:p>
       <w:pPr>
+        <w:pStyle w:val="BlockText"/>
+      </w:pPr>
+      <w:r>
+        <w:rPr>
+          <w:b/>
+          <w:bCs/>
+        </w:rPr>
+        <w:t xml:space="preserve">Reconciled against the live Google Doc (</w:t>
+      </w:r>
+      <w:r>
+        <w:rPr>
+          <w:b/>
+          <w:bCs/>
+        </w:rPr>
+        <w:t xml:space="preserve">“manuscript”</w:t>
+      </w:r>
+      <w:r>
+        <w:rPr>
+          <w:b/>
+          <w:bCs/>
+        </w:rPr>
+        <w:t xml:space="preserve">, 2026-06-03).</w:t>
+      </w:r>
+      <w:r>
+        <w:t xml:space="preserve"> </w:t>
+      </w:r>
+      <w:r>
+        <w:t xml:space="preserve">Every FIND anchor below</w:t>
+      </w:r>
+      <w:r>
+        <w:t xml:space="preserve"> </w:t>
+      </w:r>
+      <w:r>
+        <w:t xml:space="preserve">matches the document’s</w:t>
+      </w:r>
+      <w:r>
+        <w:t xml:space="preserve"> </w:t>
+      </w:r>
+      <w:r>
+        <w:rPr>
+          <w:i/>
+          <w:iCs/>
+        </w:rPr>
+        <w:t xml:space="preserve">visible</w:t>
+      </w:r>
+      <w:r>
+        <w:t xml:space="preserve"> </w:t>
+      </w:r>
+      <w:r>
+        <w:t xml:space="preserve">text; the equations are present as the same plain text shown</w:t>
+      </w:r>
+      <w:r>
+        <w:t xml:space="preserve"> </w:t>
+      </w:r>
+      <w:r>
+        <w:t xml:space="preserve">(e.g. </w:t>
+      </w:r>
+      <w:r>
+        <w:rPr>
+          <w:rStyle w:val="VerbatimChar"/>
+        </w:rPr>
+        <w:t xml:space="preserve">wfi=exp(-dfi Tdepth)</w:t>
+      </w:r>
+      <w:r>
+        <w:t xml:space="preserve">,</w:t>
+      </w:r>
+      <w:r>
+        <w:t xml:space="preserve"> </w:t>
+      </w:r>
+      <w:r>
+        <w:rPr>
+          <w:rStyle w:val="VerbatimChar"/>
+        </w:rPr>
+        <w:t xml:space="preserve">Priority = SeqDefmedian2GE</w:t>
+      </w:r>
+      <w:r>
+        <w:t xml:space="preserve">), so the find/replace works directly.</w:t>
+      </w:r>
+      <w:r>
+        <w:t xml:space="preserve"> </w:t>
+      </w:r>
+      <w:r>
+        <w:t xml:space="preserve">Two formatting notes: (a) citations are</w:t>
+      </w:r>
+      <w:r>
+        <w:t xml:space="preserve"> </w:t>
+      </w:r>
+      <w:r>
+        <w:rPr>
+          <w:b/>
+          <w:bCs/>
+        </w:rPr>
+        <w:t xml:space="preserve">Paperpile-managed links</w:t>
+      </w:r>
+      <w:r>
+        <w:t xml:space="preserve"> </w:t>
+      </w:r>
+      <w:r>
+        <w:t xml:space="preserve">(italic</w:t>
+      </w:r>
+      <w:r>
+        <w:t xml:space="preserve"> </w:t>
+      </w:r>
+      <w:r>
+        <w:rPr>
+          <w:i/>
+          <w:iCs/>
+        </w:rPr>
+        <w:t xml:space="preserve">et al.</w:t>
+      </w:r>
+      <w:r>
+        <w:t xml:space="preserve"> </w:t>
+      </w:r>
+      <w:r>
+        <w:t xml:space="preserve">+ hyperlink) —</w:t>
+      </w:r>
+      <w:r>
+        <w:t xml:space="preserve"> </w:t>
+      </w:r>
+      <w:r>
+        <w:t xml:space="preserve">when adding the new references (Soares 2023, Gumbs 2023, Kembel 2010) insert them</w:t>
+      </w:r>
+      <w:r>
+        <w:t xml:space="preserve"> </w:t>
+      </w:r>
+      <w:r>
+        <w:rPr>
+          <w:b/>
+          <w:bCs/>
+        </w:rPr>
+        <w:t xml:space="preserve">through</w:t>
+      </w:r>
+      <w:r>
+        <w:rPr>
+          <w:b/>
+          <w:bCs/>
+        </w:rPr>
+        <w:t xml:space="preserve"> </w:t>
+      </w:r>
+      <w:r>
+        <w:rPr>
+          <w:b/>
+          <w:bCs/>
+        </w:rPr>
+        <w:t xml:space="preserve">Paperpile</w:t>
+      </w:r>
+      <w:r>
+        <w:t xml:space="preserve"> </w:t>
+      </w:r>
+      <w:r>
+        <w:t xml:space="preserve">so they join the managed reference list, or add them manually and append the entries</w:t>
+      </w:r>
+      <w:r>
+        <w:t xml:space="preserve"> </w:t>
+      </w:r>
+      <w:r>
+        <w:t xml:space="preserve">from the</w:t>
+      </w:r>
+      <w:r>
+        <w:t xml:space="preserve"> </w:t>
+      </w:r>
+      <w:r>
+        <w:t xml:space="preserve">“New references”</w:t>
+      </w:r>
+      <w:r>
+        <w:t xml:space="preserve"> </w:t>
+      </w:r>
+      <w:r>
+        <w:t xml:space="preserve">block; (b) the manuscript has lost several standalone</w:t>
+      </w:r>
+      <w:r>
+        <w:t xml:space="preserve"> </w:t>
+      </w:r>
+      <w:r>
+        <w:rPr>
+          <w:b/>
+          <w:bCs/>
+        </w:rPr>
+        <w:t xml:space="preserve">λ</w:t>
+      </w:r>
+      <w:r>
+        <w:t xml:space="preserve"> </w:t>
+      </w:r>
+      <w:r>
+        <w:t xml:space="preserve">glyphs — see</w:t>
+      </w:r>
+      <w:r>
+        <w:t xml:space="preserve"> </w:t>
+      </w:r>
+      <w:r>
+        <w:t xml:space="preserve">the consolidated Edit M-3b.</w:t>
+      </w:r>
+    </w:p>
+    <w:p>
+      <w:pPr>
         <w:pStyle w:val="FirstParagraph"/>
       </w:pPr>
       <w:r>
@@ -1229,6 +1424,238 @@
     <w:p>
       <w:pPr>
         <w:pStyle w:val="FirstParagraph"/>
+      </w:pPr>
+      <w:r>
+        <w:rPr>
+          <w:b/>
+          <w:bCs/>
+        </w:rPr>
+        <w:t xml:space="preserve">Edit M-3b [R1 #5 — dropped λ glyphs].</w:t>
+      </w:r>
+      <w:r>
+        <w:t xml:space="preserve"> </w:t>
+      </w:r>
+      <w:r>
+        <w:t xml:space="preserve">The live document has lost the standalone λ symbol in several</w:t>
+      </w:r>
+      <w:r>
+        <w:t xml:space="preserve"> </w:t>
+      </w:r>
+      <w:r>
+        <w:t xml:space="preserve">places (it renders as an empty</w:t>
+      </w:r>
+      <w:r>
+        <w:t xml:space="preserve"> </w:t>
+      </w:r>
+      <w:r>
+        <w:t xml:space="preserve">“()”</w:t>
+      </w:r>
+      <w:r>
+        <w:t xml:space="preserve"> </w:t>
+      </w:r>
+      <w:r>
+        <w:t xml:space="preserve">or a blank). Verified against the Drive doc — restore λ at each:</w:t>
+      </w:r>
+      <w:r>
+        <w:t xml:space="preserve"> </w:t>
+      </w:r>
+      <w:r>
+        <w:t xml:space="preserve">- Methods:</w:t>
+      </w:r>
+      <w:r>
+        <w:t xml:space="preserve"> </w:t>
+      </w:r>
+      <w:r>
+        <w:rPr>
+          <w:b/>
+          <w:bCs/>
+        </w:rPr>
+        <w:t xml:space="preserve">FIND</w:t>
+      </w:r>
+      <w:r>
+        <w:t xml:space="preserve"> </w:t>
+      </w:r>
+      <w:r>
+        <w:t xml:space="preserve">“scaled by , a user-specified decay parameter”</w:t>
+      </w:r>
+      <w:r>
+        <w:t xml:space="preserve"> </w:t>
+      </w:r>
+      <w:r>
+        <w:t xml:space="preserve">→</w:t>
+      </w:r>
+      <w:r>
+        <w:t xml:space="preserve"> </w:t>
+      </w:r>
+      <w:r>
+        <w:rPr>
+          <w:b/>
+          <w:bCs/>
+        </w:rPr>
+        <w:t xml:space="preserve">“scaled by λ, a user-specified decay parameter”</w:t>
+      </w:r>
+      <w:r>
+        <w:t xml:space="preserve"> </w:t>
+      </w:r>
+      <w:r>
+        <w:t xml:space="preserve">(same as M-2).</w:t>
+      </w:r>
+      <w:r>
+        <w:t xml:space="preserve"> </w:t>
+      </w:r>
+      <w:r>
+        <w:t xml:space="preserve">- Methods (kernel choice):</w:t>
+      </w:r>
+      <w:r>
+        <w:t xml:space="preserve"> </w:t>
+      </w:r>
+      <w:r>
+        <w:rPr>
+          <w:b/>
+          <w:bCs/>
+        </w:rPr>
+        <w:t xml:space="preserve">FIND</w:t>
+      </w:r>
+      <w:r>
+        <w:t xml:space="preserve"> </w:t>
+      </w:r>
+      <w:r>
+        <w:t xml:space="preserve">“the tunable decay parameter lambda (),”</w:t>
+      </w:r>
+      <w:r>
+        <w:t xml:space="preserve"> </w:t>
+      </w:r>
+      <w:r>
+        <w:t xml:space="preserve">→</w:t>
+      </w:r>
+      <w:r>
+        <w:t xml:space="preserve"> </w:t>
+      </w:r>
+      <w:r>
+        <w:rPr>
+          <w:b/>
+          <w:bCs/>
+        </w:rPr>
+        <w:t xml:space="preserve">“the tunable decay parameter λ,”</w:t>
+      </w:r>
+      <w:r>
+        <w:t xml:space="preserve"> </w:t>
+      </w:r>
+      <w:r>
+        <w:t xml:space="preserve">- Discussion (Practical Considerations):</w:t>
+      </w:r>
+      <w:r>
+        <w:t xml:space="preserve"> </w:t>
+      </w:r>
+      <w:r>
+        <w:rPr>
+          <w:b/>
+          <w:bCs/>
+        </w:rPr>
+        <w:t xml:space="preserve">FIND</w:t>
+      </w:r>
+      <w:r>
+        <w:t xml:space="preserve"> </w:t>
+      </w:r>
+      <w:r>
+        <w:t xml:space="preserve">“the choice of the decay parameter () dictates”</w:t>
+      </w:r>
+      <w:r>
+        <w:t xml:space="preserve"> </w:t>
+      </w:r>
+      <w:r>
+        <w:t xml:space="preserve">→</w:t>
+      </w:r>
+      <w:r>
+        <w:t xml:space="preserve"> </w:t>
+      </w:r>
+      <w:r>
+        <w:rPr>
+          <w:b/>
+          <w:bCs/>
+        </w:rPr>
+        <w:t xml:space="preserve">“the choice of the decay parameter λ dictates”</w:t>
+      </w:r>
+      <w:r>
+        <w:t xml:space="preserve"> </w:t>
+      </w:r>
+      <w:r>
+        <w:t xml:space="preserve">- Discussion (Practical Considerations):</w:t>
+      </w:r>
+      <w:r>
+        <w:t xml:space="preserve"> </w:t>
+      </w:r>
+      <w:r>
+        <w:rPr>
+          <w:b/>
+          <w:bCs/>
+        </w:rPr>
+        <w:t xml:space="preserve">FIND</w:t>
+      </w:r>
+      <w:r>
+        <w:t xml:space="preserve"> </w:t>
+      </w:r>
+      <w:r>
+        <w:t xml:space="preserve">“anchor to the genus-level phylogenetic half-life”</w:t>
+      </w:r>
+      <w:r>
+        <w:t xml:space="preserve"> </w:t>
+      </w:r>
+      <w:r>
+        <w:t xml:space="preserve">→</w:t>
+      </w:r>
+      <w:r>
+        <w:t xml:space="preserve"> </w:t>
+      </w:r>
+      <w:r>
+        <w:rPr>
+          <w:b/>
+          <w:bCs/>
+        </w:rPr>
+        <w:t xml:space="preserve">“anchor λ to the genus-level phylogenetic half-life”</w:t>
+      </w:r>
+      <w:r>
+        <w:t xml:space="preserve"> </w:t>
+      </w:r>
+      <w:r>
+        <w:rPr>
+          <w:i/>
+          <w:iCs/>
+        </w:rPr>
+        <w:t xml:space="preserve">(Tip: in Google Docs, searching the blank</w:t>
+      </w:r>
+      <w:r>
+        <w:rPr>
+          <w:i/>
+          <w:iCs/>
+        </w:rPr>
+        <w:t xml:space="preserve"> </w:t>
+      </w:r>
+      <w:r>
+        <w:rPr>
+          <w:i/>
+          <w:iCs/>
+        </w:rPr>
+        <w:t xml:space="preserve">“()”</w:t>
+      </w:r>
+      <w:r>
+        <w:rPr>
+          <w:i/>
+          <w:iCs/>
+        </w:rPr>
+        <w:t xml:space="preserve"> </w:t>
+      </w:r>
+      <w:r>
+        <w:rPr>
+          <w:i/>
+          <w:iCs/>
+        </w:rPr>
+        <w:t xml:space="preserve">is hard — search the surrounding words shown above.)</w:t>
+      </w:r>
+    </w:p>
+    <w:p>
+      <w:pPr>
+        <w:pStyle w:val="BodyText"/>
       </w:pPr>
       <w:r>
         <w:rPr>

--- a/revision/manuscript_changes.docx
+++ b/revision/manuscript_changes.docx
@@ -552,23 +552,65 @@
         <w:t xml:space="preserve"> </w:t>
       </w:r>
       <w:r>
-        <w:t xml:space="preserve">3. Decide on the</w:t>
-      </w:r>
-      <w:r>
-        <w:t xml:space="preserve"> </w:t>
-      </w:r>
-      <w:r>
-        <w:rPr>
-          <w:b/>
-          <w:bCs/>
-        </w:rPr>
-        <w:t xml:space="preserve">n = 850 vs 877</w:t>
-      </w:r>
-      <w:r>
-        <w:t xml:space="preserve"> </w:t>
-      </w:r>
-      <w:r>
-        <w:t xml:space="preserve">discrepancy (see Methods edit M-7).</w:t>
+        <w:t xml:space="preserve">3.</w:t>
+      </w:r>
+      <w:r>
+        <w:t xml:space="preserve"> </w:t>
+      </w:r>
+      <w:r>
+        <w:rPr>
+          <w:b/>
+          <w:bCs/>
+        </w:rPr>
+        <w:t xml:space="preserve">Replace</w:t>
+      </w:r>
+      <w:r>
+        <w:rPr>
+          <w:b/>
+          <w:bCs/>
+        </w:rPr>
+        <w:t xml:space="preserve"> </w:t>
+      </w:r>
+      <w:r>
+        <w:rPr>
+          <w:b/>
+          <w:bCs/>
+        </w:rPr>
+        <w:t xml:space="preserve">“n = 850”</w:t>
+      </w:r>
+      <w:r>
+        <w:rPr>
+          <w:b/>
+          <w:bCs/>
+        </w:rPr>
+        <w:t xml:space="preserve"> </w:t>
+      </w:r>
+      <w:r>
+        <w:rPr>
+          <w:b/>
+          <w:bCs/>
+        </w:rPr>
+        <w:t xml:space="preserve">with</w:t>
+      </w:r>
+      <w:r>
+        <w:rPr>
+          <w:b/>
+          <w:bCs/>
+        </w:rPr>
+        <w:t xml:space="preserve"> </w:t>
+      </w:r>
+      <w:r>
+        <w:rPr>
+          <w:b/>
+          <w:bCs/>
+        </w:rPr>
+        <w:t xml:space="preserve">“n = 877”</w:t>
+      </w:r>
+      <w:r>
+        <w:t xml:space="preserve"> </w:t>
+      </w:r>
+      <w:r>
+        <w:t xml:space="preserve">(data-derived; see Methods edit M-7).</w:t>
       </w:r>
     </w:p>
     <w:p>
@@ -2243,65 +2285,13 @@
         <w:t xml:space="preserve"> </w:t>
       </w:r>
       <w:r>
-        <w:t xml:space="preserve">either</w:t>
-      </w:r>
-      <w:r>
-        <w:t xml:space="preserve"> </w:t>
-      </w:r>
-      <w:r>
-        <w:t xml:space="preserve">“(n = 877)”</w:t>
-      </w:r>
-      <w:r>
-        <w:t xml:space="preserve"> </w:t>
-      </w:r>
-      <w:r>
-        <w:t xml:space="preserve">— matching the current pipeline —</w:t>
-      </w:r>
-      <w:r>
-        <w:t xml:space="preserve"> </w:t>
-      </w:r>
-      <w:r>
-        <w:rPr>
-          <w:b/>
-          <w:bCs/>
-        </w:rPr>
-        <w:t xml:space="preserve">or</w:t>
-      </w:r>
-      <w:r>
-        <w:t xml:space="preserve"> </w:t>
-      </w:r>
-      <w:r>
-        <w:t xml:space="preserve">add the filter that</w:t>
-      </w:r>
-      <w:r>
-        <w:t xml:space="preserve"> </w:t>
-      </w:r>
-      <w:r>
-        <w:t xml:space="preserve">produces 850 (e.g., excluding additional IUCN categories) and state it.</w:t>
-      </w:r>
-      <w:r>
-        <w:t xml:space="preserve"> </w:t>
-      </w:r>
-      <w:r>
-        <w:rPr>
-          <w:i/>
-          <w:iCs/>
-        </w:rPr>
-        <w:t xml:space="preserve">Verify against your IUCN</w:t>
-      </w:r>
-      <w:r>
-        <w:rPr>
-          <w:i/>
-          <w:iCs/>
-        </w:rPr>
-        <w:t xml:space="preserve"> </w:t>
-      </w:r>
-      <w:r>
-        <w:rPr>
-          <w:i/>
-          <w:iCs/>
-        </w:rPr>
-        <w:t xml:space="preserve">download version before choosing.</w:t>
+        <w:t xml:space="preserve">“the intersection of species present in both the IUCN and phylogenetic datasets (n = 877).”</w:t>
+      </w:r>
+      <w:r>
+        <w:t xml:space="preserve"> </w:t>
+      </w:r>
+      <w:r>
+        <w:t xml:space="preserve">(877 is the data-derived count reproduced by the pipeline; the earlier 850 was an error.)</w:t>
       </w:r>
     </w:p>
     <w:p>
